--- a/Term Project/ProjectReport.docx
+++ b/Term Project/ProjectReport.docx
@@ -261,14 +261,6 @@
                       <w:br/>
                       <w:t>Zain Shabbir – 02623024</w:t>
                     </w:r>
-                    <w:r>
-                      <w:rPr>
-                        <w:color w:val="4E67C8" w:themeColor="accent1"/>
-                        <w:sz w:val="28"/>
-                        <w:szCs w:val="28"/>
-                      </w:rPr>
-                      <w:br/>
-                    </w:r>
                   </w:p>
                 </w:sdtContent>
               </w:sdt>
@@ -2251,14 +2243,9 @@
       </w:r>
       <w:proofErr w:type="spellStart"/>
       <w:r>
-        <w:t>torch.</w:t>
-      </w:r>
-      <w:proofErr w:type="gramStart"/>
-      <w:r>
-        <w:t>nn.CrossEntropyLoss</w:t>
+        <w:t>torch.nn.CrossEntropyLoss</w:t>
       </w:r>
       <w:proofErr w:type="spellEnd"/>
-      <w:proofErr w:type="gramEnd"/>
       <w:r>
         <w:t>`. For preprocessing, the text was tokenized with a reproducible regular-expression tokenizer. The vocabulary was built only from the training split to avoid vocabulary leakage. The vocabulary size was capped at 20,000 tokens, with reserved indices for padding and unknown tokens. Tokens outside this train-built vocabulary map to `&lt;</w:t>
       </w:r>
@@ -3019,7 +3006,7 @@
           <w:noProof/>
         </w:rPr>
         <w:drawing>
-          <wp:inline distT="0" distB="0" distL="0" distR="0" wp14:anchorId="657499B6" wp14:editId="79FEFCA0">
+          <wp:inline distT="0" distB="0" distL="0" distR="0" wp14:anchorId="657499B6" wp14:editId="147F2DBF">
             <wp:extent cx="5731510" cy="3581903"/>
             <wp:effectExtent l="0" t="0" r="2540" b="0"/>
             <wp:docPr id="3" name="Picture 3" descr="A graph of different colored lines&#10;&#10;AI-generated content may be incorrect."/>
@@ -3129,7 +3116,7 @@
         </w:rPr>
         <w:lastRenderedPageBreak/>
         <w:drawing>
-          <wp:inline distT="0" distB="0" distL="0" distR="0" wp14:anchorId="1092DC44" wp14:editId="446D313A">
+          <wp:inline distT="0" distB="0" distL="0" distR="0" wp14:anchorId="1092DC44" wp14:editId="5052D340">
             <wp:extent cx="4550825" cy="3792354"/>
             <wp:effectExtent l="0" t="0" r="2540" b="0"/>
             <wp:docPr id="2" name="Picture 2"/>
@@ -3220,7 +3207,7 @@
           <w:noProof/>
         </w:rPr>
         <w:drawing>
-          <wp:inline distT="0" distB="0" distL="0" distR="0" wp14:anchorId="28E77DAA" wp14:editId="53CC9C9A">
+          <wp:inline distT="0" distB="0" distL="0" distR="0" wp14:anchorId="28E77DAA" wp14:editId="4FC4EA06">
             <wp:extent cx="4591050" cy="3825875"/>
             <wp:effectExtent l="0" t="0" r="0" b="3175"/>
             <wp:docPr id="9" name="Picture 9" descr="A graph with numbers and a number on it&#10;&#10;AI-generated content may be incorrect."/>
@@ -5204,6 +5191,7 @@
                 <w:rFonts w:ascii="Calibri" w:hAnsi="Calibri"/>
                 <w:sz w:val="18"/>
               </w:rPr>
+              <w:lastRenderedPageBreak/>
               <w:t>6</w:t>
             </w:r>
           </w:p>
@@ -5219,23 +5207,7 @@
                 <w:rFonts w:ascii="Calibri" w:hAnsi="Calibri"/>
                 <w:sz w:val="18"/>
               </w:rPr>
-              <w:t xml:space="preserve">IBM to hire even more new workers </w:t>
-            </w:r>
-            <w:proofErr w:type="gramStart"/>
-            <w:r>
-              <w:rPr>
-                <w:rFonts w:ascii="Calibri" w:hAnsi="Calibri"/>
-                <w:sz w:val="18"/>
-              </w:rPr>
-              <w:t>By</w:t>
-            </w:r>
-            <w:proofErr w:type="gramEnd"/>
-            <w:r>
-              <w:rPr>
-                <w:rFonts w:ascii="Calibri" w:hAnsi="Calibri"/>
-                <w:sz w:val="18"/>
-              </w:rPr>
-              <w:t xml:space="preserve"> the end of the year, the </w:t>
+              <w:t xml:space="preserve">IBM to hire even more new workers By the end of the year, the </w:t>
             </w:r>
             <w:proofErr w:type="spellStart"/>
             <w:r>
@@ -5420,10 +5392,24 @@
     </w:p>
     <w:p>
       <w:pPr>
+        <w:rPr>
+          <w:rFonts w:asciiTheme="majorHAnsi" w:eastAsiaTheme="majorEastAsia" w:hAnsiTheme="majorHAnsi" w:cstheme="majorBidi"/>
+          <w:color w:val="31479E" w:themeColor="accent1" w:themeShade="BF"/>
+          <w:sz w:val="40"/>
+          <w:szCs w:val="40"/>
+        </w:rPr>
+      </w:pPr>
+      <w:bookmarkStart w:id="17" w:name="_Toc232608265"/>
+      <w:r>
+        <w:br w:type="page"/>
+      </w:r>
+    </w:p>
+    <w:p>
+      <w:pPr>
         <w:pStyle w:val="Heading1"/>
       </w:pPr>
-      <w:bookmarkStart w:id="17" w:name="_Toc232608265"/>
-      <w:r>
+      <w:r>
+        <w:lastRenderedPageBreak/>
         <w:t xml:space="preserve">AI Usage </w:t>
       </w:r>
       <w:r>
@@ -5548,7 +5534,6 @@
       </w:pPr>
       <w:bookmarkStart w:id="21" w:name="_Toc232608269"/>
       <w:r>
-        <w:lastRenderedPageBreak/>
         <w:t xml:space="preserve">Team Modifications </w:t>
       </w:r>
       <w:proofErr w:type="gramStart"/>
@@ -10222,6 +10207,7 @@
   <w:style w:type="character" w:default="1" w:styleId="DefaultParagraphFont">
     <w:name w:val="Default Paragraph Font"/>
     <w:uiPriority w:val="1"/>
+    <w:semiHidden/>
     <w:unhideWhenUsed/>
   </w:style>
   <w:style w:type="table" w:default="1" w:styleId="TableNormal">
@@ -11663,6 +11649,7 @@
     <w:rsid w:val="002F3ACF"/>
     <w:rsid w:val="003766D0"/>
     <w:rsid w:val="00401274"/>
+    <w:rsid w:val="00414B37"/>
     <w:rsid w:val="005442F6"/>
     <w:rsid w:val="005B3931"/>
     <w:rsid w:val="005D22C2"/>
@@ -11672,6 +11659,7 @@
     <w:rsid w:val="009A7685"/>
     <w:rsid w:val="00ED22C8"/>
     <w:rsid w:val="00EE1898"/>
+    <w:rsid w:val="00F02AD4"/>
   </w:rsids>
   <m:mathPr>
     <m:mathFont m:val="Cambria Math"/>
@@ -12152,14 +12140,6 @@
       <w:color w:val="666666"/>
     </w:rPr>
   </w:style>
-  <w:style w:type="paragraph" w:customStyle="1" w:styleId="B03E62EC9DB245228561DD524E78BF83">
-    <w:name w:val="B03E62EC9DB245228561DD524E78BF83"/>
-    <w:rsid w:val="005D22C2"/>
-  </w:style>
-  <w:style w:type="paragraph" w:customStyle="1" w:styleId="0A9AFF556DE54F7D98A0E4FC7CF41B67">
-    <w:name w:val="0A9AFF556DE54F7D98A0E4FC7CF41B67"/>
-    <w:rsid w:val="005D22C2"/>
-  </w:style>
 </w:styles>
 </file>
 
